--- a/app/Services/Templates/Report_hotel.docx
+++ b/app/Services/Templates/Report_hotel.docx
@@ -2090,7 +2090,7 @@
           <w:szCs w:val="20"/>
           <w:lang w:val="en-US"/>
         </w:rPr>
-        <w:t>2025.</w:t>
+        <w:t>${contract_year}.</w:t>
       </w:r>
     </w:p>
     <w:p>
@@ -2353,7 +2353,7 @@
           <w:szCs w:val="20"/>
           <w:lang w:val="en-US"/>
         </w:rPr>
-        <w:t>2025.</w:t>
+        <w:t>${contract_year}.</w:t>
       </w:r>
     </w:p>
     <w:p>
